--- a/Apps-local/Kotonoha-beta6/Kotonoha-beta6-マニュアル_Rev6.20.docx
+++ b/Apps-local/Kotonoha-beta6/Kotonoha-beta6-マニュアル_Rev6.20.docx
@@ -6452,6 +6452,122 @@
               <w:rPr>
                 <w:lang w:val="ja-JP"/>
               </w:rPr>
+              <w:t xml:space="preserve">2026-10-30</w:t>
+            </w:r>
+          </w:p>
+        </w:tc>
+        <w:tc>
+          <w:tcPr/>
+          <w:p>
+            <w:pPr>
+              <w:pStyle w:val="Compact"/>
+            </w:pPr>
+            <w:r>
+              <w:rPr>
+                <w:rFonts w:hint="eastAsia"/>
+                <w:b/>
+                <w:bCs/>
+                <w:lang w:val="ja-JP"/>
+              </w:rPr>
+              <w:t xml:space="preserve">完了＝必ず書き戻しの徹底</w:t>
+            </w:r>
+            <w:r>
+              <w:rPr>
+                <w:lang w:val="ja-JP"/>
+              </w:rPr>
+              <w:t xml:space="preserve">: </w:t>
+            </w:r>
+            <w:r>
+              <w:rPr>
+                <w:rFonts w:hint="eastAsia"/>
+                <w:lang w:val="ja-JP"/>
+              </w:rPr>
+              <w:t xml:space="preserve">ステータス「完了」を</w:t>
+            </w:r>
+            <w:r>
+              <w:rPr>
+                <w:rFonts w:hint="eastAsia"/>
+                <w:b/>
+                <w:bCs/>
+                <w:lang w:val="ja-JP"/>
+              </w:rPr>
+              <w:t xml:space="preserve">手動設定不可</w:t>
+            </w:r>
+            <w:r>
+              <w:rPr>
+                <w:lang w:val="ja-JP"/>
+              </w:rPr>
+              <w:t xml:space="preserve">にし、</w:t>
+            </w:r>
+            <w:r>
+              <w:rPr>
+                <w:rFonts w:hint="eastAsia"/>
+                <w:b/>
+                <w:bCs/>
+                <w:lang w:val="ja-JP"/>
+              </w:rPr>
+              <w:t xml:space="preserve">TEP完了（TMへの書き戻し）経由でのみ</w:t>
+            </w:r>
+            <w:r>
+              <w:rPr>
+                <w:rFonts w:hint="eastAsia"/>
+                <w:lang w:val="ja-JP"/>
+              </w:rPr>
+              <w:t xml:space="preserve">付くように変更（「編集」ダイアログのセレクトから「完了」を除外＋サーバー側</w:t>
+            </w:r>
+            <w:r>
+              <w:rPr>
+                <w:lang w:val="ja-JP"/>
+              </w:rPr>
+              <w:t xml:space="preserve"> </w:t>
+            </w:r>
+            <w:r>
+              <w:rPr>
+                <w:rStyle w:val="VerbatimChar"/>
+                <w:lang w:val="ja-JP"/>
+              </w:rPr>
+              <w:t xml:space="preserve">/api/set-status</w:t>
+            </w:r>
+            <w:r>
+              <w:rPr>
+                <w:lang w:val="ja-JP"/>
+              </w:rPr>
+              <w:t xml:space="preserve"> </w:t>
+            </w:r>
+            <w:r>
+              <w:rPr>
+                <w:rFonts w:hint="eastAsia"/>
+                <w:lang w:val="ja-JP"/>
+              </w:rPr>
+              <w:t xml:space="preserve">で非完了→完了を拒否）。完了行の作業中等への復帰は可。beta6.20</w:t>
+            </w:r>
+            <w:r>
+              <w:rPr>
+                <w:lang w:val="ja-JP"/>
+              </w:rPr>
+              <w:t xml:space="preserve"> </w:t>
+            </w:r>
+            <w:r>
+              <w:rPr>
+                <w:rFonts w:hint="eastAsia"/>
+                <w:lang w:val="ja-JP"/>
+              </w:rPr>
+              <w:t xml:space="preserve">に内包。</w:t>
+            </w:r>
+          </w:p>
+        </w:tc>
+      </w:tr>
+      <w:tr>
+        <w:tc>
+          <w:tcPr/>
+          <w:p>
+            <w:pPr>
+              <w:pStyle w:val="Compact"/>
+            </w:pPr>
+            <w:r>
+              <w:rPr>
+                <w:lang w:val="ja-JP"/>
+              </w:rPr>
               <w:t xml:space="preserve">2026-10-29</w:t>
             </w:r>
           </w:p>
@@ -26084,6 +26200,100 @@
           <w:lang w:val="ja-JP"/>
         </w:rPr>
         <w:t xml:space="preserve">で確定訳をTMへ書き戻した後（「完了を隠す」で一覧から隠せます）。</w:t>
+      </w:r>
+    </w:p>
+    <w:p>
+      <w:pPr>
+        <w:pStyle w:val="Compact"/>
+        <w:numPr>
+          <w:ilvl w:val="0"/>
+          <w:numId w:val="1031"/>
+        </w:numPr>
+      </w:pPr>
+      <w:r>
+        <w:rPr>
+          <w:lang w:val="ja-JP"/>
+        </w:rPr>
+        <w:t xml:space="preserve">※</w:t>
+      </w:r>
+      <w:r>
+        <w:rPr>
+          <w:rFonts w:hint="eastAsia"/>
+          <w:b/>
+          <w:bCs/>
+          <w:lang w:val="ja-JP"/>
+        </w:rPr>
+        <w:t xml:space="preserve">「完了」は手動では設定できません</w:t>
+      </w:r>
+      <w:r>
+        <w:rPr>
+          <w:lang w:val="ja-JP"/>
+        </w:rPr>
+        <w:t xml:space="preserve">。TM </w:t>
+      </w:r>
+      <w:r>
+        <w:rPr>
+          <w:rFonts w:hint="eastAsia"/>
+          <w:lang w:val="ja-JP"/>
+        </w:rPr>
+        <w:t xml:space="preserve">への書き戻しを必ず伴わせるため、</w:t>
+      </w:r>
+      <w:r>
+        <w:rPr>
+          <w:rFonts w:hint="eastAsia"/>
+          <w:b/>
+          <w:bCs/>
+          <w:lang w:val="ja-JP"/>
+        </w:rPr>
+        <w:t xml:space="preserve">完了は</w:t>
+      </w:r>
+      <w:r>
+        <w:rPr>
+          <w:b/>
+          <w:bCs/>
+          <w:lang w:val="ja-JP"/>
+        </w:rPr>
+        <w:t xml:space="preserve"> </w:t>
+      </w:r>
+      <w:r>
+        <w:rPr>
+          <w:rFonts w:hint="eastAsia"/>
+          <w:b/>
+          <w:bCs/>
+          <w:lang w:val="ja-JP"/>
+        </w:rPr>
+        <w:t xml:space="preserve">TEP完了</w:t>
+      </w:r>
+      <w:r>
+        <w:rPr>
+          <w:b/>
+          <w:bCs/>
+          <w:lang w:val="ja-JP"/>
+        </w:rPr>
+        <w:t xml:space="preserve"> でのみ</w:t>
+      </w:r>
+      <w:r>
+        <w:rPr>
+          <w:rFonts w:hint="eastAsia"/>
+          <w:lang w:val="ja-JP"/>
+        </w:rPr>
+        <w:t xml:space="preserve">付きます（「編集」ダイアログのセレクトに「完了」は出ません。すでに完了の行は、作業中などへ</w:t>
+      </w:r>
+      <w:r>
+        <w:rPr>
+          <w:rFonts w:hint="eastAsia"/>
+          <w:b/>
+          <w:bCs/>
+          <w:lang w:val="ja-JP"/>
+        </w:rPr>
+        <w:t xml:space="preserve">戻す</w:t>
+      </w:r>
+      <w:r>
+        <w:rPr>
+          <w:rFonts w:hint="eastAsia"/>
+          <w:lang w:val="ja-JP"/>
+        </w:rPr>
+        <w:t xml:space="preserve">ことは可能）。</w:t>
       </w:r>
     </w:p>
     <w:bookmarkEnd w:id="98"/>
